--- a/deliverables/video-5-slides/hit-final/Video_5_HIT_FINAL/SHORTS/Video_5_Short_3_Maternity_Return_Scope_Expansion.docx
+++ b/deliverables/video-5-slides/hit-final/Video_5_HIT_FINAL/SHORTS/Video_5_Short_3_Maternity_Return_Scope_Expansion.docx
@@ -58,7 +58,7 @@
           <w:color w:val="5A6B82"/>
           <w:sz w:val="22"/>
         </w:rPr>
-        <w:t>Verbal hook:  “My scope expanded after I returned from maternity leave—but more work was not the important part.”</w:t>
+        <w:t>Opening line:  “Let me show you why I stopped treating more work as automatic growth.”</w:t>
       </w:r>
     </w:p>
     <w:p>
@@ -104,6 +104,21 @@
           <w:color w:val="1A1A1A"/>
           <w:sz w:val="27"/>
         </w:rPr>
+        <w:t>Let me show you why I stopped treating more work as automatic growth.</w:t>
+      </w:r>
+    </w:p>
+    <w:p>
+      <w:pPr>
+        <w:spacing w:before="0" w:after="200" w:line="360" w:lineRule="auto"/>
+        <w:keepLines w:val="1"/>
+      </w:pPr>
+      <w:r>
+        <w:rPr>
+          <w:b w:val="0"/>
+          <w:i w:val="0"/>
+          <w:color w:val="1A1A1A"/>
+          <w:sz w:val="27"/>
+        </w:rPr>
         <w:t>About six months after I returned from maternity leave in one chapter of my career, my scope expanded beyond the original box of the role.</w:t>
       </w:r>
     </w:p>
@@ -134,7 +149,7 @@
           <w:color w:val="1A1A1A"/>
           <w:sz w:val="27"/>
         </w:rPr>
-        <w:t>What mattered was that I was being trusted with different work.</w:t>
+        <w:t>I was being trusted with different work.</w:t>
       </w:r>
     </w:p>
     <w:p>
@@ -149,7 +164,7 @@
           <w:color w:val="1A1A1A"/>
           <w:sz w:val="27"/>
         </w:rPr>
-        <w:t>That distinction changed how I read internal growth.</w:t>
+        <w:t>That is the distinction I want you to look for too.</w:t>
       </w:r>
     </w:p>
     <w:p>
@@ -164,7 +179,7 @@
           <w:color w:val="1A1A1A"/>
           <w:sz w:val="27"/>
         </w:rPr>
-        <w:t>More volume can make you busier.</w:t>
+        <w:t>When your scope expands, do not ask only:</w:t>
       </w:r>
     </w:p>
     <w:p>
@@ -179,52 +194,7 @@
           <w:color w:val="1A1A1A"/>
           <w:sz w:val="27"/>
         </w:rPr>
-        <w:t>Different work can expose you to new problems.</w:t>
-      </w:r>
-    </w:p>
-    <w:p>
-      <w:pPr>
-        <w:spacing w:before="0" w:after="200" w:line="360" w:lineRule="auto"/>
-        <w:keepLines w:val="1"/>
-      </w:pPr>
-      <w:r>
-        <w:rPr>
-          <w:b w:val="0"/>
-          <w:i w:val="0"/>
-          <w:color w:val="1A1A1A"/>
-          <w:sz w:val="27"/>
-        </w:rPr>
-        <w:t>Greater judgment can change what you are able to carry into the next context.</w:t>
-      </w:r>
-    </w:p>
-    <w:p>
-      <w:pPr>
-        <w:spacing w:before="0" w:after="200" w:line="360" w:lineRule="auto"/>
-        <w:keepLines w:val="1"/>
-      </w:pPr>
-      <w:r>
-        <w:rPr>
-          <w:b w:val="0"/>
-          <w:i w:val="0"/>
-          <w:color w:val="1A1A1A"/>
-          <w:sz w:val="27"/>
-        </w:rPr>
-        <w:t>So when your scope expands, do not ask only:</w:t>
-      </w:r>
-    </w:p>
-    <w:p>
-      <w:pPr>
-        <w:spacing w:before="0" w:after="200" w:line="360" w:lineRule="auto"/>
-        <w:keepLines w:val="1"/>
-      </w:pPr>
-      <w:r>
-        <w:rPr>
-          <w:b w:val="0"/>
-          <w:i w:val="0"/>
-          <w:color w:val="1A1A1A"/>
-          <w:sz w:val="27"/>
-        </w:rPr>
-        <w:t>“How much more am I doing?”</w:t>
+        <w:t>How much more am I doing?</w:t>
       </w:r>
     </w:p>
     <w:p>
@@ -254,7 +224,7 @@
           <w:color w:val="1A1A1A"/>
           <w:sz w:val="27"/>
         </w:rPr>
-        <w:t>“What am I becoming trusted to do?”</w:t>
+        <w:t>What am I becoming trusted to do?</w:t>
       </w:r>
     </w:p>
     <w:sectPr>
